--- a/Lab1/docs/ТПО_Коноплянко_1лаба.docx
+++ b/Lab1/docs/ТПО_Коноплянко_1лаба.docx
@@ -453,7 +453,6 @@
           <w:rFonts w:ascii="Times New Roman" w:eastAsia="Times New Roman" w:hAnsi="Times New Roman" w:cs="Times New Roman"/>
           <w:sz w:val="28"/>
           <w:szCs w:val="28"/>
-          <w:lang w:val="en-US"/>
         </w:rPr>
         <w:t>6</w:t>
       </w:r>
@@ -835,43 +834,7 @@
           <w:rPr>
             <w:rStyle w:val="a7"/>
           </w:rPr>
-          <w:t>https://github.com/MSGR04/Testi</w:t>
-        </w:r>
-        <w:r>
-          <w:rPr>
-            <w:rStyle w:val="a7"/>
-          </w:rPr>
-          <w:t>n</w:t>
-        </w:r>
-        <w:r>
-          <w:rPr>
-            <w:rStyle w:val="a7"/>
-          </w:rPr>
-          <w:t>g-Programm-Systems/</w:t>
-        </w:r>
-        <w:r>
-          <w:rPr>
-            <w:rStyle w:val="a7"/>
-          </w:rPr>
-          <w:t>t</w:t>
-        </w:r>
-        <w:r>
-          <w:rPr>
-            <w:rStyle w:val="a7"/>
-          </w:rPr>
-          <w:t>r</w:t>
-        </w:r>
-        <w:r>
-          <w:rPr>
-            <w:rStyle w:val="a7"/>
-          </w:rPr>
-          <w:t>e</w:t>
-        </w:r>
-        <w:r>
-          <w:rPr>
-            <w:rStyle w:val="a7"/>
-          </w:rPr>
-          <w:t>e/main/Lab1</w:t>
+          <w:t>https://github.com/MSGR04/Testing-Programm-Systems/tree/main/Lab1</w:t>
         </w:r>
       </w:hyperlink>
     </w:p>
@@ -1215,7 +1178,6 @@
           <w:rFonts w:ascii="Times New Roman" w:eastAsia="Times New Roman" w:hAnsi="Times New Roman" w:cs="Times New Roman"/>
           <w:sz w:val="24"/>
           <w:szCs w:val="24"/>
-          <w:lang w:val="en-US"/>
         </w:rPr>
       </w:pPr>
       <w:r>
@@ -1280,7 +1242,6 @@
           <w:rFonts w:ascii="Times New Roman" w:eastAsia="Times New Roman" w:hAnsi="Times New Roman" w:cs="Times New Roman"/>
           <w:sz w:val="24"/>
           <w:szCs w:val="24"/>
-          <w:lang w:val="en-US"/>
         </w:rPr>
       </w:pPr>
     </w:p>
@@ -1291,7 +1252,6 @@
           <w:rFonts w:ascii="Times New Roman" w:eastAsia="Times New Roman" w:hAnsi="Times New Roman" w:cs="Times New Roman"/>
           <w:sz w:val="24"/>
           <w:szCs w:val="24"/>
-          <w:lang w:val="en-US"/>
         </w:rPr>
       </w:pPr>
     </w:p>
@@ -1706,15 +1666,13 @@
           <w:rFonts w:ascii="Times New Roman" w:eastAsia="Times New Roman" w:hAnsi="Times New Roman" w:cs="Times New Roman"/>
           <w:sz w:val="28"/>
           <w:szCs w:val="28"/>
-          <w:lang w:val="en-US"/>
-        </w:rPr>
-      </w:pPr>
-      <w:r>
-        <w:rPr>
-          <w:rFonts w:ascii="Times New Roman" w:eastAsia="Times New Roman" w:hAnsi="Times New Roman" w:cs="Times New Roman"/>
-          <w:sz w:val="28"/>
-          <w:szCs w:val="28"/>
-          <w:lang w:val="en-US"/>
+        </w:rPr>
+      </w:pPr>
+      <w:r>
+        <w:rPr>
+          <w:rFonts w:ascii="Times New Roman" w:eastAsia="Times New Roman" w:hAnsi="Times New Roman" w:cs="Times New Roman"/>
+          <w:sz w:val="28"/>
+          <w:szCs w:val="28"/>
         </w:rPr>
         <w:tab/>
       </w:r>
@@ -3845,6 +3803,7 @@
       <w:r>
         <w:rPr>
           <w:rFonts w:ascii="Times New Roman" w:eastAsia="Times New Roman" w:hAnsi="Times New Roman" w:cs="Times New Roman"/>
+          <w:noProof/>
           <w:sz w:val="28"/>
           <w:szCs w:val="28"/>
         </w:rPr>
@@ -5190,6 +5149,7 @@
       <w:r>
         <w:rPr>
           <w:rFonts w:ascii="Times New Roman" w:eastAsia="Times New Roman" w:hAnsi="Times New Roman" w:cs="Times New Roman"/>
+          <w:noProof/>
           <w:sz w:val="28"/>
           <w:szCs w:val="28"/>
         </w:rPr>
@@ -5267,11 +5227,13 @@
           <w:rFonts w:ascii="Times New Roman" w:eastAsia="Times New Roman" w:hAnsi="Times New Roman" w:cs="Times New Roman"/>
           <w:sz w:val="28"/>
           <w:szCs w:val="28"/>
-        </w:rPr>
-      </w:pPr>
-      <w:r>
-        <w:rPr>
-          <w:rFonts w:ascii="Times New Roman" w:eastAsia="Times New Roman" w:hAnsi="Times New Roman" w:cs="Times New Roman"/>
+          <w:lang w:val="en-US"/>
+        </w:rPr>
+      </w:pPr>
+      <w:r>
+        <w:rPr>
+          <w:rFonts w:ascii="Times New Roman" w:eastAsia="Times New Roman" w:hAnsi="Times New Roman" w:cs="Times New Roman"/>
+          <w:noProof/>
           <w:sz w:val="28"/>
           <w:szCs w:val="28"/>
         </w:rPr>
@@ -5349,16 +5311,7 @@
           <w:szCs w:val="24"/>
           <w:lang w:val="en-US"/>
         </w:rPr>
-        <w:t>D</w:t>
-      </w:r>
-      <w:r>
-        <w:rPr>
-          <w:rFonts w:ascii="Times New Roman" w:eastAsia="Times New Roman" w:hAnsi="Times New Roman" w:cs="Times New Roman"/>
-          <w:sz w:val="24"/>
-          <w:szCs w:val="24"/>
-          <w:lang w:val="en-US"/>
-        </w:rPr>
-        <w:t>FS</w:t>
+        <w:t>DFS</w:t>
       </w:r>
       <w:r>
         <w:rPr>
@@ -5411,8 +5364,9 @@
       <w:pPr>
         <w:rPr>
           <w:rFonts w:ascii="Times New Roman" w:eastAsia="Times New Roman" w:hAnsi="Times New Roman" w:cs="Times New Roman"/>
-          <w:sz w:val="24"/>
-          <w:szCs w:val="24"/>
+          <w:i/>
+          <w:sz w:val="28"/>
+          <w:szCs w:val="28"/>
         </w:rPr>
       </w:pPr>
       <w:r>
@@ -5422,6 +5376,1254 @@
         </w:rPr>
         <w:br w:type="page"/>
       </w:r>
+      <w:r>
+        <w:rPr>
+          <w:sz w:val="24"/>
+          <w:szCs w:val="24"/>
+        </w:rPr>
+        <w:lastRenderedPageBreak/>
+        <w:br/>
+      </w:r>
+      <w:r>
+        <w:rPr>
+          <w:rFonts w:ascii="Times New Roman" w:eastAsia="Times New Roman" w:hAnsi="Times New Roman" w:cs="Times New Roman"/>
+          <w:i/>
+          <w:sz w:val="24"/>
+          <w:szCs w:val="24"/>
+        </w:rPr>
+        <w:t xml:space="preserve">Алгоритм </w:t>
+      </w:r>
+      <w:proofErr w:type="spellStart"/>
+      <w:r>
+        <w:rPr>
+          <w:rFonts w:ascii="Times New Roman" w:eastAsia="Times New Roman" w:hAnsi="Times New Roman" w:cs="Times New Roman"/>
+          <w:i/>
+          <w:sz w:val="24"/>
+          <w:szCs w:val="24"/>
+        </w:rPr>
+        <w:t>Дейкстры</w:t>
+      </w:r>
+      <w:proofErr w:type="spellEnd"/>
+      <w:r>
+        <w:rPr>
+          <w:rFonts w:ascii="Times New Roman" w:eastAsia="Times New Roman" w:hAnsi="Times New Roman" w:cs="Times New Roman"/>
+          <w:i/>
+          <w:sz w:val="24"/>
+          <w:szCs w:val="24"/>
+        </w:rPr>
+        <w:br/>
+      </w:r>
+      <w:r>
+        <w:rPr>
+          <w:rFonts w:ascii="Times New Roman" w:eastAsia="Times New Roman" w:hAnsi="Times New Roman" w:cs="Times New Roman"/>
+          <w:i/>
+          <w:sz w:val="24"/>
+          <w:szCs w:val="24"/>
+        </w:rPr>
+        <w:br/>
+      </w:r>
+      <w:r>
+        <w:rPr>
+          <w:rFonts w:ascii="Times New Roman" w:eastAsia="Times New Roman" w:hAnsi="Times New Roman" w:cs="Times New Roman"/>
+          <w:i/>
+          <w:sz w:val="28"/>
+          <w:szCs w:val="28"/>
+        </w:rPr>
+        <w:t xml:space="preserve">Алгоритм </w:t>
+      </w:r>
+      <w:proofErr w:type="spellStart"/>
+      <w:r>
+        <w:rPr>
+          <w:rFonts w:ascii="Times New Roman" w:eastAsia="Times New Roman" w:hAnsi="Times New Roman" w:cs="Times New Roman"/>
+          <w:i/>
+          <w:sz w:val="28"/>
+          <w:szCs w:val="28"/>
+        </w:rPr>
+        <w:t>Дейкстры</w:t>
+      </w:r>
+      <w:proofErr w:type="spellEnd"/>
+      <w:r>
+        <w:rPr>
+          <w:rFonts w:ascii="Times New Roman" w:eastAsia="Times New Roman" w:hAnsi="Times New Roman" w:cs="Times New Roman"/>
+          <w:i/>
+          <w:sz w:val="28"/>
+          <w:szCs w:val="28"/>
+        </w:rPr>
+        <w:t xml:space="preserve"> предназначен для поиска кратчайших путей от заданной стартовой вершины до всех остальных вершин взвешенного графа при неотрицательных весах рёбер. На каждом шаге алгоритм выбирает непомеченную вершину с минимальной текущей оценкой расстояния, фиксирует её и пытается улучшить расстояния до соседних вершин с помощью релаксации рёбер. Это позволяет корректно находить кратчайшие пути до всех достижимых вершин и оставлять недостижимые вершины с бесконечной оценкой расстояния.</w:t>
+      </w:r>
+    </w:p>
+    <w:p>
+      <w:pPr>
+        <w:rPr>
+          <w:rFonts w:ascii="Times New Roman" w:eastAsia="Times New Roman" w:hAnsi="Times New Roman" w:cs="Times New Roman"/>
+          <w:i/>
+          <w:sz w:val="28"/>
+          <w:szCs w:val="28"/>
+        </w:rPr>
+      </w:pPr>
+      <w:r>
+        <w:rPr>
+          <w:rFonts w:ascii="Times New Roman" w:eastAsia="Times New Roman" w:hAnsi="Times New Roman" w:cs="Times New Roman"/>
+          <w:i/>
+          <w:sz w:val="28"/>
+          <w:szCs w:val="28"/>
+        </w:rPr>
+        <w:t xml:space="preserve">Цель тестирования заключается в проверке корректности реализации алгоритма </w:t>
+      </w:r>
+      <w:proofErr w:type="spellStart"/>
+      <w:r>
+        <w:rPr>
+          <w:rFonts w:ascii="Times New Roman" w:eastAsia="Times New Roman" w:hAnsi="Times New Roman" w:cs="Times New Roman"/>
+          <w:i/>
+          <w:sz w:val="28"/>
+          <w:szCs w:val="28"/>
+        </w:rPr>
+        <w:t>Дейкстры</w:t>
+      </w:r>
+      <w:proofErr w:type="spellEnd"/>
+      <w:r>
+        <w:rPr>
+          <w:rFonts w:ascii="Times New Roman" w:eastAsia="Times New Roman" w:hAnsi="Times New Roman" w:cs="Times New Roman"/>
+          <w:i/>
+          <w:sz w:val="28"/>
+          <w:szCs w:val="28"/>
+        </w:rPr>
+        <w:t>, правильности вычисления кратчайших расстояний и соответствия фактической последовательности выполнения заранее заданной эталонной трассе.</w:t>
+      </w:r>
+    </w:p>
+    <w:p>
+      <w:pPr>
+        <w:rPr>
+          <w:rFonts w:ascii="Times New Roman" w:eastAsia="Times New Roman" w:hAnsi="Times New Roman" w:cs="Times New Roman"/>
+          <w:i/>
+          <w:sz w:val="28"/>
+          <w:szCs w:val="28"/>
+        </w:rPr>
+      </w:pPr>
+      <w:r>
+        <w:rPr>
+          <w:rFonts w:ascii="Times New Roman" w:eastAsia="Times New Roman" w:hAnsi="Times New Roman" w:cs="Times New Roman"/>
+          <w:i/>
+          <w:sz w:val="28"/>
+          <w:szCs w:val="28"/>
+        </w:rPr>
+        <w:t>Тестирование проводится через публичный метод </w:t>
+      </w:r>
+      <w:proofErr w:type="spellStart"/>
+      <w:r>
+        <w:rPr>
+          <w:rFonts w:ascii="Times New Roman" w:eastAsia="Times New Roman" w:hAnsi="Times New Roman" w:cs="Times New Roman"/>
+          <w:i/>
+          <w:sz w:val="28"/>
+          <w:szCs w:val="28"/>
+        </w:rPr>
+        <w:t>shortestPaths</w:t>
+      </w:r>
+      <w:proofErr w:type="spellEnd"/>
+      <w:r>
+        <w:rPr>
+          <w:rFonts w:ascii="Times New Roman" w:eastAsia="Times New Roman" w:hAnsi="Times New Roman" w:cs="Times New Roman"/>
+          <w:i/>
+          <w:sz w:val="28"/>
+          <w:szCs w:val="28"/>
+        </w:rPr>
+        <w:t>(</w:t>
+      </w:r>
+      <w:proofErr w:type="spellStart"/>
+      <w:r>
+        <w:rPr>
+          <w:rFonts w:ascii="Times New Roman" w:eastAsia="Times New Roman" w:hAnsi="Times New Roman" w:cs="Times New Roman"/>
+          <w:i/>
+          <w:sz w:val="28"/>
+          <w:szCs w:val="28"/>
+        </w:rPr>
+        <w:t>startVertex</w:t>
+      </w:r>
+      <w:proofErr w:type="spellEnd"/>
+      <w:r>
+        <w:rPr>
+          <w:rFonts w:ascii="Times New Roman" w:eastAsia="Times New Roman" w:hAnsi="Times New Roman" w:cs="Times New Roman"/>
+          <w:i/>
+          <w:sz w:val="28"/>
+          <w:szCs w:val="28"/>
+        </w:rPr>
+        <w:t>). Для каждого набора входных данных заранее задаются:</w:t>
+      </w:r>
+      <w:r>
+        <w:rPr>
+          <w:rFonts w:ascii="Times New Roman" w:eastAsia="Times New Roman" w:hAnsi="Times New Roman" w:cs="Times New Roman"/>
+          <w:i/>
+          <w:sz w:val="28"/>
+          <w:szCs w:val="28"/>
+        </w:rPr>
+        <w:br/>
+        <w:t>• ожидаемая таблица кратчайших расстояний;</w:t>
+      </w:r>
+      <w:r>
+        <w:rPr>
+          <w:rFonts w:ascii="Times New Roman" w:eastAsia="Times New Roman" w:hAnsi="Times New Roman" w:cs="Times New Roman"/>
+          <w:i/>
+          <w:sz w:val="28"/>
+          <w:szCs w:val="28"/>
+        </w:rPr>
+        <w:br/>
+        <w:t>• эталонная последовательность попадания в характерные точки алгоритма.</w:t>
+      </w:r>
+    </w:p>
+    <w:p>
+      <w:pPr>
+        <w:rPr>
+          <w:rFonts w:ascii="Times New Roman" w:eastAsia="Times New Roman" w:hAnsi="Times New Roman" w:cs="Times New Roman"/>
+          <w:i/>
+          <w:sz w:val="28"/>
+          <w:szCs w:val="28"/>
+        </w:rPr>
+      </w:pPr>
+      <w:r>
+        <w:rPr>
+          <w:rFonts w:ascii="Times New Roman" w:eastAsia="Times New Roman" w:hAnsi="Times New Roman" w:cs="Times New Roman"/>
+          <w:i/>
+          <w:sz w:val="28"/>
+          <w:szCs w:val="28"/>
+        </w:rPr>
+        <w:t>В ходе тестирования проверяются:</w:t>
+      </w:r>
+      <w:r>
+        <w:rPr>
+          <w:rFonts w:ascii="Times New Roman" w:eastAsia="Times New Roman" w:hAnsi="Times New Roman" w:cs="Times New Roman"/>
+          <w:i/>
+          <w:sz w:val="28"/>
+          <w:szCs w:val="28"/>
+        </w:rPr>
+        <w:br/>
+        <w:t>• корректная инициализация стартовой вершины;</w:t>
+      </w:r>
+      <w:r>
+        <w:rPr>
+          <w:rFonts w:ascii="Times New Roman" w:eastAsia="Times New Roman" w:hAnsi="Times New Roman" w:cs="Times New Roman"/>
+          <w:i/>
+          <w:sz w:val="28"/>
+          <w:szCs w:val="28"/>
+        </w:rPr>
+        <w:br/>
+        <w:t>• правильный выбор вершины с минимальным расстоянием;</w:t>
+      </w:r>
+      <w:r>
+        <w:rPr>
+          <w:rFonts w:ascii="Times New Roman" w:eastAsia="Times New Roman" w:hAnsi="Times New Roman" w:cs="Times New Roman"/>
+          <w:i/>
+          <w:sz w:val="28"/>
+          <w:szCs w:val="28"/>
+        </w:rPr>
+        <w:br/>
+        <w:t>• корректная релаксация рёбер;</w:t>
+      </w:r>
+      <w:r>
+        <w:rPr>
+          <w:rFonts w:ascii="Times New Roman" w:eastAsia="Times New Roman" w:hAnsi="Times New Roman" w:cs="Times New Roman"/>
+          <w:i/>
+          <w:sz w:val="28"/>
+          <w:szCs w:val="28"/>
+        </w:rPr>
+        <w:br/>
+        <w:t>• пропуск рёбер, не улучшающих результат;</w:t>
+      </w:r>
+      <w:r>
+        <w:rPr>
+          <w:rFonts w:ascii="Times New Roman" w:eastAsia="Times New Roman" w:hAnsi="Times New Roman" w:cs="Times New Roman"/>
+          <w:i/>
+          <w:sz w:val="28"/>
+          <w:szCs w:val="28"/>
+        </w:rPr>
+        <w:br/>
+        <w:t>• корректная обработка недостижимых вершин;</w:t>
+      </w:r>
+      <w:r>
+        <w:rPr>
+          <w:rFonts w:ascii="Times New Roman" w:eastAsia="Times New Roman" w:hAnsi="Times New Roman" w:cs="Times New Roman"/>
+          <w:i/>
+          <w:sz w:val="28"/>
+          <w:szCs w:val="28"/>
+        </w:rPr>
+        <w:br/>
+        <w:t>• работа на граничных случаях.</w:t>
+      </w:r>
+    </w:p>
+    <w:p>
+      <w:pPr>
+        <w:rPr>
+          <w:rFonts w:ascii="Times New Roman" w:eastAsia="Times New Roman" w:hAnsi="Times New Roman" w:cs="Times New Roman"/>
+          <w:i/>
+          <w:sz w:val="28"/>
+          <w:szCs w:val="28"/>
+        </w:rPr>
+      </w:pPr>
+      <w:r>
+        <w:rPr>
+          <w:rFonts w:ascii="Times New Roman" w:eastAsia="Times New Roman" w:hAnsi="Times New Roman" w:cs="Times New Roman"/>
+          <w:i/>
+          <w:sz w:val="28"/>
+          <w:szCs w:val="28"/>
+        </w:rPr>
+        <w:t>Используются следующие тестовые сценарии:</w:t>
+      </w:r>
+      <w:r>
+        <w:rPr>
+          <w:rFonts w:ascii="Times New Roman" w:eastAsia="Times New Roman" w:hAnsi="Times New Roman" w:cs="Times New Roman"/>
+          <w:i/>
+          <w:sz w:val="28"/>
+          <w:szCs w:val="28"/>
+        </w:rPr>
+        <w:br/>
+        <w:t>• линейная цепочка вершин;</w:t>
+      </w:r>
+      <w:r>
+        <w:rPr>
+          <w:rFonts w:ascii="Times New Roman" w:eastAsia="Times New Roman" w:hAnsi="Times New Roman" w:cs="Times New Roman"/>
+          <w:i/>
+          <w:sz w:val="28"/>
+          <w:szCs w:val="28"/>
+        </w:rPr>
+        <w:br/>
+        <w:t>• граф с более коротким альтернативным путём;</w:t>
+      </w:r>
+      <w:r>
+        <w:rPr>
+          <w:rFonts w:ascii="Times New Roman" w:eastAsia="Times New Roman" w:hAnsi="Times New Roman" w:cs="Times New Roman"/>
+          <w:i/>
+          <w:sz w:val="28"/>
+          <w:szCs w:val="28"/>
+        </w:rPr>
+        <w:br/>
+        <w:t>• граф без улучшающей релаксации;</w:t>
+      </w:r>
+      <w:r>
+        <w:rPr>
+          <w:rFonts w:ascii="Times New Roman" w:eastAsia="Times New Roman" w:hAnsi="Times New Roman" w:cs="Times New Roman"/>
+          <w:i/>
+          <w:sz w:val="28"/>
+          <w:szCs w:val="28"/>
+        </w:rPr>
+        <w:br/>
+        <w:t>• граф с недостижимой вершиной;</w:t>
+      </w:r>
+      <w:r>
+        <w:rPr>
+          <w:rFonts w:ascii="Times New Roman" w:eastAsia="Times New Roman" w:hAnsi="Times New Roman" w:cs="Times New Roman"/>
+          <w:i/>
+          <w:sz w:val="28"/>
+          <w:szCs w:val="28"/>
+        </w:rPr>
+        <w:br/>
+        <w:t>• изолированная стартовая вершина;</w:t>
+      </w:r>
+      <w:r>
+        <w:rPr>
+          <w:rFonts w:ascii="Times New Roman" w:eastAsia="Times New Roman" w:hAnsi="Times New Roman" w:cs="Times New Roman"/>
+          <w:i/>
+          <w:sz w:val="28"/>
+          <w:szCs w:val="28"/>
+        </w:rPr>
+        <w:br/>
+        <w:t>• отсутствующая стартовая вершина.</w:t>
+      </w:r>
+    </w:p>
+    <w:p>
+      <w:pPr>
+        <w:rPr>
+          <w:rFonts w:ascii="Times New Roman" w:eastAsia="Times New Roman" w:hAnsi="Times New Roman" w:cs="Times New Roman"/>
+          <w:i/>
+          <w:sz w:val="28"/>
+          <w:szCs w:val="28"/>
+        </w:rPr>
+      </w:pPr>
+      <w:r>
+        <w:rPr>
+          <w:rFonts w:ascii="Times New Roman" w:eastAsia="Times New Roman" w:hAnsi="Times New Roman" w:cs="Times New Roman"/>
+          <w:i/>
+          <w:sz w:val="28"/>
+          <w:szCs w:val="28"/>
+        </w:rPr>
+        <w:t>В качестве характерных точек выбраны следующие события:</w:t>
+      </w:r>
+      <w:r>
+        <w:rPr>
+          <w:rFonts w:ascii="Times New Roman" w:eastAsia="Times New Roman" w:hAnsi="Times New Roman" w:cs="Times New Roman"/>
+          <w:i/>
+          <w:sz w:val="28"/>
+          <w:szCs w:val="28"/>
+        </w:rPr>
+        <w:br/>
+        <w:t>• INITIALIZE_SOURCE — инициализация стартовой вершины;</w:t>
+      </w:r>
+      <w:r>
+        <w:rPr>
+          <w:rFonts w:ascii="Times New Roman" w:eastAsia="Times New Roman" w:hAnsi="Times New Roman" w:cs="Times New Roman"/>
+          <w:i/>
+          <w:sz w:val="28"/>
+          <w:szCs w:val="28"/>
+        </w:rPr>
+        <w:br/>
+        <w:t>• SELECT_VERTEX — выбор очередной вершины;</w:t>
+      </w:r>
+      <w:r>
+        <w:rPr>
+          <w:rFonts w:ascii="Times New Roman" w:eastAsia="Times New Roman" w:hAnsi="Times New Roman" w:cs="Times New Roman"/>
+          <w:i/>
+          <w:sz w:val="28"/>
+          <w:szCs w:val="28"/>
+        </w:rPr>
+        <w:br/>
+        <w:t>• MARK_SETTLED — фиксация вершины;</w:t>
+      </w:r>
+      <w:r>
+        <w:rPr>
+          <w:rFonts w:ascii="Times New Roman" w:eastAsia="Times New Roman" w:hAnsi="Times New Roman" w:cs="Times New Roman"/>
+          <w:i/>
+          <w:sz w:val="28"/>
+          <w:szCs w:val="28"/>
+        </w:rPr>
+        <w:br/>
+        <w:t>• START_EDGE_SCAN — начало просмотра рёбер;</w:t>
+      </w:r>
+      <w:r>
+        <w:rPr>
+          <w:rFonts w:ascii="Times New Roman" w:eastAsia="Times New Roman" w:hAnsi="Times New Roman" w:cs="Times New Roman"/>
+          <w:i/>
+          <w:sz w:val="28"/>
+          <w:szCs w:val="28"/>
+        </w:rPr>
+        <w:br/>
+        <w:t>• CHECK_EDGE — проверка ребра;</w:t>
+      </w:r>
+      <w:r>
+        <w:rPr>
+          <w:rFonts w:ascii="Times New Roman" w:eastAsia="Times New Roman" w:hAnsi="Times New Roman" w:cs="Times New Roman"/>
+          <w:i/>
+          <w:sz w:val="28"/>
+          <w:szCs w:val="28"/>
+        </w:rPr>
+        <w:br/>
+        <w:t>• RELAX_EDGE — обновление расстояния;</w:t>
+      </w:r>
+      <w:r>
+        <w:rPr>
+          <w:rFonts w:ascii="Times New Roman" w:eastAsia="Times New Roman" w:hAnsi="Times New Roman" w:cs="Times New Roman"/>
+          <w:i/>
+          <w:sz w:val="28"/>
+          <w:szCs w:val="28"/>
+        </w:rPr>
+        <w:br/>
+      </w:r>
+      <w:r>
+        <w:rPr>
+          <w:rFonts w:ascii="Times New Roman" w:eastAsia="Times New Roman" w:hAnsi="Times New Roman" w:cs="Times New Roman"/>
+          <w:i/>
+          <w:sz w:val="28"/>
+          <w:szCs w:val="28"/>
+        </w:rPr>
+        <w:lastRenderedPageBreak/>
+        <w:t>• SKIP_EDGE — пропуск ребра;</w:t>
+      </w:r>
+      <w:r>
+        <w:rPr>
+          <w:rFonts w:ascii="Times New Roman" w:eastAsia="Times New Roman" w:hAnsi="Times New Roman" w:cs="Times New Roman"/>
+          <w:i/>
+          <w:sz w:val="28"/>
+          <w:szCs w:val="28"/>
+        </w:rPr>
+        <w:br/>
+        <w:t>• NO_REACHABLE_VERTEX — отсутствие достижимых вершин;</w:t>
+      </w:r>
+      <w:r>
+        <w:rPr>
+          <w:rFonts w:ascii="Times New Roman" w:eastAsia="Times New Roman" w:hAnsi="Times New Roman" w:cs="Times New Roman"/>
+          <w:i/>
+          <w:sz w:val="28"/>
+          <w:szCs w:val="28"/>
+        </w:rPr>
+        <w:br/>
+        <w:t>• FINISH — завершение алгоритма.</w:t>
+      </w:r>
+    </w:p>
+    <w:p>
+      <w:pPr>
+        <w:rPr>
+          <w:rFonts w:ascii="Times New Roman" w:eastAsia="Times New Roman" w:hAnsi="Times New Roman" w:cs="Times New Roman"/>
+          <w:sz w:val="28"/>
+          <w:szCs w:val="28"/>
+        </w:rPr>
+      </w:pPr>
+      <w:r>
+        <w:rPr>
+          <w:rFonts w:ascii="Times New Roman" w:eastAsia="Times New Roman" w:hAnsi="Times New Roman" w:cs="Times New Roman"/>
+          <w:i/>
+          <w:sz w:val="28"/>
+          <w:szCs w:val="28"/>
+        </w:rPr>
+        <w:t>Корректность реализации определяется сравнением фактической трассы выполнения и итоговых расстояний с эталонными значениями для каждого тестового графа.</w:t>
+      </w:r>
+      <w:r>
+        <w:rPr>
+          <w:rFonts w:ascii="Times New Roman" w:eastAsia="Times New Roman" w:hAnsi="Times New Roman" w:cs="Times New Roman"/>
+          <w:i/>
+          <w:sz w:val="28"/>
+          <w:szCs w:val="28"/>
+        </w:rPr>
+        <w:br/>
+      </w:r>
+      <w:r>
+        <w:rPr>
+          <w:rFonts w:ascii="Times New Roman" w:eastAsia="Times New Roman" w:hAnsi="Times New Roman" w:cs="Times New Roman"/>
+          <w:i/>
+          <w:sz w:val="28"/>
+          <w:szCs w:val="28"/>
+        </w:rPr>
+        <w:br/>
+      </w:r>
+      <w:r>
+        <w:rPr>
+          <w:rFonts w:ascii="Times New Roman" w:eastAsia="Times New Roman" w:hAnsi="Times New Roman" w:cs="Times New Roman"/>
+          <w:sz w:val="28"/>
+          <w:szCs w:val="28"/>
+        </w:rPr>
+        <w:t>Как мы можем видеть, все работает корректно:</w:t>
+      </w:r>
+    </w:p>
+    <w:p>
+      <w:pPr>
+        <w:rPr>
+          <w:rFonts w:ascii="Times New Roman" w:eastAsia="Times New Roman" w:hAnsi="Times New Roman" w:cs="Times New Roman"/>
+          <w:b/>
+          <w:bCs/>
+          <w:i/>
+          <w:sz w:val="28"/>
+          <w:szCs w:val="28"/>
+        </w:rPr>
+      </w:pPr>
+      <w:r>
+        <w:rPr>
+          <w:rFonts w:ascii="Times New Roman" w:eastAsia="Times New Roman" w:hAnsi="Times New Roman" w:cs="Times New Roman"/>
+          <w:i/>
+          <w:sz w:val="28"/>
+          <w:szCs w:val="28"/>
+        </w:rPr>
+        <w:br/>
+      </w:r>
+      <w:r>
+        <w:rPr>
+          <w:rFonts w:ascii="Times New Roman" w:eastAsia="Times New Roman" w:hAnsi="Times New Roman" w:cs="Times New Roman"/>
+          <w:i/>
+          <w:sz w:val="28"/>
+          <w:szCs w:val="28"/>
+        </w:rPr>
+        <w:br/>
+      </w:r>
+      <w:r>
+        <w:rPr>
+          <w:rFonts w:ascii="Times New Roman" w:eastAsia="Times New Roman" w:hAnsi="Times New Roman" w:cs="Times New Roman"/>
+          <w:i/>
+          <w:sz w:val="28"/>
+          <w:szCs w:val="28"/>
+        </w:rPr>
+        <w:br/>
+      </w:r>
+      <w:r>
+        <w:rPr>
+          <w:rFonts w:ascii="Times New Roman" w:eastAsia="Times New Roman" w:hAnsi="Times New Roman" w:cs="Times New Roman"/>
+          <w:i/>
+          <w:sz w:val="28"/>
+          <w:szCs w:val="28"/>
+        </w:rPr>
+        <w:drawing>
+          <wp:inline distT="0" distB="0" distL="0" distR="0" wp14:anchorId="07D42599" wp14:editId="4D4212A6">
+            <wp:extent cx="5939790" cy="932815"/>
+            <wp:effectExtent l="0" t="0" r="3810" b="635"/>
+            <wp:docPr id="1728732327" name="Рисунок 1"/>
+            <wp:cNvGraphicFramePr>
+              <a:graphicFrameLocks xmlns:a="http://schemas.openxmlformats.org/drawingml/2006/main" noChangeAspect="1"/>
+            </wp:cNvGraphicFramePr>
+            <a:graphic xmlns:a="http://schemas.openxmlformats.org/drawingml/2006/main">
+              <a:graphicData uri="http://schemas.openxmlformats.org/drawingml/2006/picture">
+                <pic:pic xmlns:pic="http://schemas.openxmlformats.org/drawingml/2006/picture">
+                  <pic:nvPicPr>
+                    <pic:cNvPr id="1728732327" name=""/>
+                    <pic:cNvPicPr/>
+                  </pic:nvPicPr>
+                  <pic:blipFill>
+                    <a:blip r:embed="rId15"/>
+                    <a:stretch>
+                      <a:fillRect/>
+                    </a:stretch>
+                  </pic:blipFill>
+                  <pic:spPr>
+                    <a:xfrm>
+                      <a:off x="0" y="0"/>
+                      <a:ext cx="5939790" cy="932815"/>
+                    </a:xfrm>
+                    <a:prstGeom prst="rect">
+                      <a:avLst/>
+                    </a:prstGeom>
+                  </pic:spPr>
+                </pic:pic>
+              </a:graphicData>
+            </a:graphic>
+          </wp:inline>
+        </w:drawing>
+      </w:r>
+      <w:r>
+        <w:rPr>
+          <w:rFonts w:ascii="Times New Roman" w:eastAsia="Times New Roman" w:hAnsi="Times New Roman" w:cs="Times New Roman"/>
+          <w:i/>
+          <w:sz w:val="28"/>
+          <w:szCs w:val="28"/>
+        </w:rPr>
+        <w:br/>
+      </w:r>
+      <w:r>
+        <w:rPr>
+          <w:rFonts w:ascii="Times New Roman" w:eastAsia="Times New Roman" w:hAnsi="Times New Roman" w:cs="Times New Roman"/>
+          <w:i/>
+          <w:sz w:val="28"/>
+          <w:szCs w:val="28"/>
+        </w:rPr>
+        <w:br/>
+      </w:r>
+      <w:r>
+        <w:rPr>
+          <w:rFonts w:ascii="Times New Roman" w:eastAsia="Times New Roman" w:hAnsi="Times New Roman" w:cs="Times New Roman"/>
+          <w:i/>
+          <w:sz w:val="28"/>
+          <w:szCs w:val="28"/>
+        </w:rPr>
+        <w:br/>
+      </w:r>
+      <w:r>
+        <w:rPr>
+          <w:rFonts w:ascii="Times New Roman" w:eastAsia="Times New Roman" w:hAnsi="Times New Roman" w:cs="Times New Roman"/>
+          <w:i/>
+          <w:sz w:val="28"/>
+          <w:szCs w:val="28"/>
+        </w:rPr>
+        <w:br/>
+      </w:r>
+      <w:r>
+        <w:rPr>
+          <w:rFonts w:ascii="Times New Roman" w:eastAsia="Times New Roman" w:hAnsi="Times New Roman" w:cs="Times New Roman"/>
+          <w:i/>
+          <w:sz w:val="28"/>
+          <w:szCs w:val="28"/>
+        </w:rPr>
+        <w:br/>
+      </w:r>
+      <w:r>
+        <w:rPr>
+          <w:rFonts w:ascii="Times New Roman" w:eastAsia="Times New Roman" w:hAnsi="Times New Roman" w:cs="Times New Roman"/>
+          <w:i/>
+          <w:sz w:val="28"/>
+          <w:szCs w:val="28"/>
+        </w:rPr>
+        <w:br/>
+      </w:r>
+      <w:r>
+        <w:rPr>
+          <w:rFonts w:ascii="Times New Roman" w:eastAsia="Times New Roman" w:hAnsi="Times New Roman" w:cs="Times New Roman"/>
+          <w:i/>
+          <w:sz w:val="28"/>
+          <w:szCs w:val="28"/>
+        </w:rPr>
+        <w:br/>
+      </w:r>
+      <w:r>
+        <w:rPr>
+          <w:rFonts w:ascii="Times New Roman" w:eastAsia="Times New Roman" w:hAnsi="Times New Roman" w:cs="Times New Roman"/>
+          <w:i/>
+          <w:sz w:val="28"/>
+          <w:szCs w:val="28"/>
+        </w:rPr>
+        <w:br/>
+      </w:r>
+      <w:r>
+        <w:rPr>
+          <w:rFonts w:ascii="Times New Roman" w:eastAsia="Times New Roman" w:hAnsi="Times New Roman" w:cs="Times New Roman"/>
+          <w:i/>
+          <w:sz w:val="28"/>
+          <w:szCs w:val="28"/>
+        </w:rPr>
+        <w:br/>
+      </w:r>
+      <w:r>
+        <w:rPr>
+          <w:rFonts w:ascii="Times New Roman" w:eastAsia="Times New Roman" w:hAnsi="Times New Roman" w:cs="Times New Roman"/>
+          <w:i/>
+          <w:sz w:val="28"/>
+          <w:szCs w:val="28"/>
+        </w:rPr>
+        <w:br/>
+      </w:r>
+      <w:r>
+        <w:rPr>
+          <w:rFonts w:ascii="Times New Roman" w:eastAsia="Times New Roman" w:hAnsi="Times New Roman" w:cs="Times New Roman"/>
+          <w:i/>
+          <w:sz w:val="28"/>
+          <w:szCs w:val="28"/>
+        </w:rPr>
+        <w:br/>
+      </w:r>
+      <w:r>
+        <w:rPr>
+          <w:rFonts w:ascii="Times New Roman" w:eastAsia="Times New Roman" w:hAnsi="Times New Roman" w:cs="Times New Roman"/>
+          <w:i/>
+          <w:sz w:val="28"/>
+          <w:szCs w:val="28"/>
+        </w:rPr>
+        <w:br/>
+      </w:r>
+      <w:r>
+        <w:rPr>
+          <w:rFonts w:ascii="Times New Roman" w:eastAsia="Times New Roman" w:hAnsi="Times New Roman" w:cs="Times New Roman"/>
+          <w:i/>
+          <w:sz w:val="28"/>
+          <w:szCs w:val="28"/>
+        </w:rPr>
+        <w:br/>
+      </w:r>
+      <w:r>
+        <w:rPr>
+          <w:rFonts w:ascii="Times New Roman" w:eastAsia="Times New Roman" w:hAnsi="Times New Roman" w:cs="Times New Roman"/>
+          <w:i/>
+          <w:sz w:val="28"/>
+          <w:szCs w:val="28"/>
+        </w:rPr>
+        <w:br/>
+      </w:r>
+      <w:r>
+        <w:rPr>
+          <w:rFonts w:ascii="Times New Roman" w:eastAsia="Times New Roman" w:hAnsi="Times New Roman" w:cs="Times New Roman"/>
+          <w:i/>
+          <w:sz w:val="28"/>
+          <w:szCs w:val="28"/>
+        </w:rPr>
+        <w:br/>
+      </w:r>
+      <w:r>
+        <w:rPr>
+          <w:rFonts w:ascii="Times New Roman" w:eastAsia="Times New Roman" w:hAnsi="Times New Roman" w:cs="Times New Roman"/>
+          <w:i/>
+          <w:sz w:val="28"/>
+          <w:szCs w:val="28"/>
+        </w:rPr>
+        <w:br/>
+      </w:r>
+      <w:r>
+        <w:rPr>
+          <w:rFonts w:ascii="Times New Roman" w:eastAsia="Times New Roman" w:hAnsi="Times New Roman" w:cs="Times New Roman"/>
+          <w:i/>
+          <w:sz w:val="28"/>
+          <w:szCs w:val="28"/>
+        </w:rPr>
+        <w:br/>
+      </w:r>
+      <w:r>
+        <w:rPr>
+          <w:rFonts w:ascii="Times New Roman" w:eastAsia="Times New Roman" w:hAnsi="Times New Roman" w:cs="Times New Roman"/>
+          <w:i/>
+          <w:sz w:val="28"/>
+          <w:szCs w:val="28"/>
+        </w:rPr>
+        <w:br/>
+      </w:r>
+      <w:r>
+        <w:rPr>
+          <w:rFonts w:ascii="Times New Roman" w:eastAsia="Times New Roman" w:hAnsi="Times New Roman" w:cs="Times New Roman"/>
+          <w:i/>
+          <w:sz w:val="28"/>
+          <w:szCs w:val="28"/>
+        </w:rPr>
+        <w:br/>
+      </w:r>
+      <w:r>
+        <w:rPr>
+          <w:rFonts w:ascii="Times New Roman" w:eastAsia="Times New Roman" w:hAnsi="Times New Roman" w:cs="Times New Roman"/>
+          <w:i/>
+          <w:sz w:val="28"/>
+          <w:szCs w:val="28"/>
+        </w:rPr>
+        <w:br/>
+      </w:r>
+      <w:r>
+        <w:rPr>
+          <w:rFonts w:ascii="Times New Roman" w:eastAsia="Times New Roman" w:hAnsi="Times New Roman" w:cs="Times New Roman"/>
+          <w:i/>
+          <w:sz w:val="28"/>
+          <w:szCs w:val="28"/>
+        </w:rPr>
+        <w:br/>
+      </w:r>
+      <w:r>
+        <w:rPr>
+          <w:rFonts w:ascii="Times New Roman" w:eastAsia="Times New Roman" w:hAnsi="Times New Roman" w:cs="Times New Roman"/>
+          <w:i/>
+          <w:sz w:val="28"/>
+          <w:szCs w:val="28"/>
+        </w:rPr>
+        <w:br/>
+      </w:r>
+      <w:r>
+        <w:rPr>
+          <w:rFonts w:ascii="Times New Roman" w:eastAsia="Times New Roman" w:hAnsi="Times New Roman" w:cs="Times New Roman"/>
+          <w:i/>
+          <w:sz w:val="28"/>
+          <w:szCs w:val="28"/>
+        </w:rPr>
+        <w:br/>
+      </w:r>
+      <w:r>
+        <w:rPr>
+          <w:rFonts w:ascii="Times New Roman" w:eastAsia="Times New Roman" w:hAnsi="Times New Roman" w:cs="Times New Roman"/>
+          <w:i/>
+          <w:sz w:val="28"/>
+          <w:szCs w:val="28"/>
+        </w:rPr>
+        <w:br/>
+      </w:r>
+      <w:r>
+        <w:rPr>
+          <w:rFonts w:ascii="Times New Roman" w:eastAsia="Times New Roman" w:hAnsi="Times New Roman" w:cs="Times New Roman"/>
+          <w:i/>
+          <w:sz w:val="28"/>
+          <w:szCs w:val="28"/>
+        </w:rPr>
+        <w:br/>
+      </w:r>
+      <w:r>
+        <w:rPr>
+          <w:rFonts w:ascii="Times New Roman" w:eastAsia="Times New Roman" w:hAnsi="Times New Roman" w:cs="Times New Roman"/>
+          <w:i/>
+          <w:sz w:val="28"/>
+          <w:szCs w:val="28"/>
+        </w:rPr>
+        <w:br/>
+      </w:r>
+      <w:r>
+        <w:rPr>
+          <w:rFonts w:ascii="Times New Roman" w:eastAsia="Times New Roman" w:hAnsi="Times New Roman" w:cs="Times New Roman"/>
+          <w:i/>
+          <w:sz w:val="28"/>
+          <w:szCs w:val="28"/>
+        </w:rPr>
+        <w:br/>
+      </w:r>
+      <w:r>
+        <w:rPr>
+          <w:rFonts w:ascii="Times New Roman" w:eastAsia="Times New Roman" w:hAnsi="Times New Roman" w:cs="Times New Roman"/>
+          <w:i/>
+          <w:sz w:val="28"/>
+          <w:szCs w:val="28"/>
+        </w:rPr>
+        <w:br/>
+      </w:r>
+      <w:r>
+        <w:rPr>
+          <w:rFonts w:ascii="Times New Roman" w:eastAsia="Times New Roman" w:hAnsi="Times New Roman" w:cs="Times New Roman"/>
+          <w:i/>
+          <w:sz w:val="28"/>
+          <w:szCs w:val="28"/>
+        </w:rPr>
+        <w:lastRenderedPageBreak/>
+        <w:br/>
+      </w:r>
+      <w:r>
+        <w:rPr>
+          <w:rFonts w:ascii="Times New Roman" w:eastAsia="Times New Roman" w:hAnsi="Times New Roman" w:cs="Times New Roman"/>
+          <w:i/>
+          <w:sz w:val="28"/>
+          <w:szCs w:val="28"/>
+        </w:rPr>
+        <w:br/>
+      </w:r>
+      <w:r>
+        <w:rPr>
+          <w:rFonts w:ascii="Times New Roman" w:eastAsia="Times New Roman" w:hAnsi="Times New Roman" w:cs="Times New Roman"/>
+          <w:i/>
+          <w:sz w:val="28"/>
+          <w:szCs w:val="28"/>
+        </w:rPr>
+        <w:br/>
+      </w:r>
+      <w:proofErr w:type="spellStart"/>
+      <w:r>
+        <w:rPr>
+          <w:rFonts w:ascii="Times New Roman" w:eastAsia="Times New Roman" w:hAnsi="Times New Roman" w:cs="Times New Roman"/>
+          <w:b/>
+          <w:bCs/>
+          <w:i/>
+          <w:sz w:val="28"/>
+          <w:szCs w:val="28"/>
+        </w:rPr>
+        <w:t>Splay</w:t>
+      </w:r>
+      <w:proofErr w:type="spellEnd"/>
+      <w:r>
+        <w:rPr>
+          <w:rFonts w:ascii="Times New Roman" w:eastAsia="Times New Roman" w:hAnsi="Times New Roman" w:cs="Times New Roman"/>
+          <w:b/>
+          <w:bCs/>
+          <w:i/>
+          <w:sz w:val="28"/>
+          <w:szCs w:val="28"/>
+        </w:rPr>
+        <w:t>-дерево</w:t>
+      </w:r>
+    </w:p>
+    <w:p>
+      <w:pPr>
+        <w:rPr>
+          <w:rFonts w:ascii="Times New Roman" w:eastAsia="Times New Roman" w:hAnsi="Times New Roman" w:cs="Times New Roman"/>
+          <w:i/>
+          <w:sz w:val="28"/>
+          <w:szCs w:val="28"/>
+        </w:rPr>
+      </w:pPr>
+      <w:proofErr w:type="spellStart"/>
+      <w:r>
+        <w:rPr>
+          <w:rFonts w:ascii="Times New Roman" w:eastAsia="Times New Roman" w:hAnsi="Times New Roman" w:cs="Times New Roman"/>
+          <w:i/>
+          <w:sz w:val="28"/>
+          <w:szCs w:val="28"/>
+        </w:rPr>
+        <w:t>Splay</w:t>
+      </w:r>
+      <w:proofErr w:type="spellEnd"/>
+      <w:r>
+        <w:rPr>
+          <w:rFonts w:ascii="Times New Roman" w:eastAsia="Times New Roman" w:hAnsi="Times New Roman" w:cs="Times New Roman"/>
+          <w:i/>
+          <w:sz w:val="28"/>
+          <w:szCs w:val="28"/>
+        </w:rPr>
+        <w:t xml:space="preserve">-дерево — это самобалансирующееся двоичное дерево поиска, в котором при каждом обращении к элементу он поднимается в корень с помощью операции </w:t>
+      </w:r>
+      <w:proofErr w:type="spellStart"/>
+      <w:r>
+        <w:rPr>
+          <w:rFonts w:ascii="Times New Roman" w:eastAsia="Times New Roman" w:hAnsi="Times New Roman" w:cs="Times New Roman"/>
+          <w:i/>
+          <w:sz w:val="28"/>
+          <w:szCs w:val="28"/>
+        </w:rPr>
+        <w:t>splay</w:t>
+      </w:r>
+      <w:proofErr w:type="spellEnd"/>
+      <w:r>
+        <w:rPr>
+          <w:rFonts w:ascii="Times New Roman" w:eastAsia="Times New Roman" w:hAnsi="Times New Roman" w:cs="Times New Roman"/>
+          <w:i/>
+          <w:sz w:val="28"/>
+          <w:szCs w:val="28"/>
+        </w:rPr>
+        <w:t xml:space="preserve">. Основу операции составляют три случая: </w:t>
+      </w:r>
+      <w:proofErr w:type="spellStart"/>
+      <w:r>
+        <w:rPr>
+          <w:rFonts w:ascii="Times New Roman" w:eastAsia="Times New Roman" w:hAnsi="Times New Roman" w:cs="Times New Roman"/>
+          <w:i/>
+          <w:sz w:val="28"/>
+          <w:szCs w:val="28"/>
+        </w:rPr>
+        <w:t>zig</w:t>
+      </w:r>
+      <w:proofErr w:type="spellEnd"/>
+      <w:r>
+        <w:rPr>
+          <w:rFonts w:ascii="Times New Roman" w:eastAsia="Times New Roman" w:hAnsi="Times New Roman" w:cs="Times New Roman"/>
+          <w:i/>
+          <w:sz w:val="28"/>
+          <w:szCs w:val="28"/>
+        </w:rPr>
+        <w:t xml:space="preserve"> (одиночное вращение), </w:t>
+      </w:r>
+      <w:proofErr w:type="spellStart"/>
+      <w:r>
+        <w:rPr>
+          <w:rFonts w:ascii="Times New Roman" w:eastAsia="Times New Roman" w:hAnsi="Times New Roman" w:cs="Times New Roman"/>
+          <w:i/>
+          <w:sz w:val="28"/>
+          <w:szCs w:val="28"/>
+        </w:rPr>
+        <w:t>zig-zig</w:t>
+      </w:r>
+      <w:proofErr w:type="spellEnd"/>
+      <w:r>
+        <w:rPr>
+          <w:rFonts w:ascii="Times New Roman" w:eastAsia="Times New Roman" w:hAnsi="Times New Roman" w:cs="Times New Roman"/>
+          <w:i/>
+          <w:sz w:val="28"/>
+          <w:szCs w:val="28"/>
+        </w:rPr>
+        <w:t xml:space="preserve"> (два вращения в одну сторону) и </w:t>
+      </w:r>
+      <w:proofErr w:type="spellStart"/>
+      <w:r>
+        <w:rPr>
+          <w:rFonts w:ascii="Times New Roman" w:eastAsia="Times New Roman" w:hAnsi="Times New Roman" w:cs="Times New Roman"/>
+          <w:i/>
+          <w:sz w:val="28"/>
+          <w:szCs w:val="28"/>
+        </w:rPr>
+        <w:t>zig-zag</w:t>
+      </w:r>
+      <w:proofErr w:type="spellEnd"/>
+      <w:r>
+        <w:rPr>
+          <w:rFonts w:ascii="Times New Roman" w:eastAsia="Times New Roman" w:hAnsi="Times New Roman" w:cs="Times New Roman"/>
+          <w:i/>
+          <w:sz w:val="28"/>
+          <w:szCs w:val="28"/>
+        </w:rPr>
+        <w:t xml:space="preserve"> (два вращения в разные стороны).</w:t>
+      </w:r>
+    </w:p>
+    <w:p>
+      <w:pPr>
+        <w:rPr>
+          <w:rFonts w:ascii="Times New Roman" w:eastAsia="Times New Roman" w:hAnsi="Times New Roman" w:cs="Times New Roman"/>
+          <w:i/>
+          <w:sz w:val="28"/>
+          <w:szCs w:val="28"/>
+        </w:rPr>
+      </w:pPr>
+      <w:r>
+        <w:rPr>
+          <w:rFonts w:ascii="Times New Roman" w:eastAsia="Times New Roman" w:hAnsi="Times New Roman" w:cs="Times New Roman"/>
+          <w:i/>
+          <w:sz w:val="28"/>
+          <w:szCs w:val="28"/>
+        </w:rPr>
+        <w:t>Цель тестирования — проверка корректности реализации операций вставки, поиска и удаления, а также соответствия фактической последовательности выполнения эталонной трассе.</w:t>
+      </w:r>
+    </w:p>
+    <w:p>
+      <w:pPr>
+        <w:rPr>
+          <w:rFonts w:ascii="Times New Roman" w:eastAsia="Times New Roman" w:hAnsi="Times New Roman" w:cs="Times New Roman"/>
+          <w:i/>
+          <w:sz w:val="28"/>
+          <w:szCs w:val="28"/>
+        </w:rPr>
+      </w:pPr>
+      <w:r>
+        <w:rPr>
+          <w:rFonts w:ascii="Times New Roman" w:eastAsia="Times New Roman" w:hAnsi="Times New Roman" w:cs="Times New Roman"/>
+          <w:i/>
+          <w:sz w:val="28"/>
+          <w:szCs w:val="28"/>
+        </w:rPr>
+        <w:t>В ходе тестирования проверяются: корректная вставка и подъём узла в корень; обработка дублирующихся ключей; правильный выбор типа вращения; корректное слияние поддеревьев при удалении; поиск минимума и максимума; граничные случаи (пустое дерево, удаление корня).</w:t>
+      </w:r>
+    </w:p>
+    <w:p>
+      <w:pPr>
+        <w:rPr>
+          <w:rFonts w:ascii="Times New Roman" w:eastAsia="Times New Roman" w:hAnsi="Times New Roman" w:cs="Times New Roman"/>
+          <w:i/>
+          <w:sz w:val="28"/>
+          <w:szCs w:val="28"/>
+        </w:rPr>
+      </w:pPr>
+      <w:r>
+        <w:rPr>
+          <w:rFonts w:ascii="Times New Roman" w:eastAsia="Times New Roman" w:hAnsi="Times New Roman" w:cs="Times New Roman"/>
+          <w:i/>
+          <w:sz w:val="28"/>
+          <w:szCs w:val="28"/>
+        </w:rPr>
+        <w:t xml:space="preserve">В качестве характерных точек выбраны события, соответствующие ключевым шагам каждой операции: этапы вставки (INSERT_*), поиска (SEARCH_*), удаления (DELETE_*), поиска минимума и максимума (MIN_*, MAX_*), а также шаги операции </w:t>
+      </w:r>
+      <w:proofErr w:type="spellStart"/>
+      <w:r>
+        <w:rPr>
+          <w:rFonts w:ascii="Times New Roman" w:eastAsia="Times New Roman" w:hAnsi="Times New Roman" w:cs="Times New Roman"/>
+          <w:i/>
+          <w:sz w:val="28"/>
+          <w:szCs w:val="28"/>
+        </w:rPr>
+        <w:t>splay</w:t>
+      </w:r>
+      <w:proofErr w:type="spellEnd"/>
+      <w:r>
+        <w:rPr>
+          <w:rFonts w:ascii="Times New Roman" w:eastAsia="Times New Roman" w:hAnsi="Times New Roman" w:cs="Times New Roman"/>
+          <w:i/>
+          <w:sz w:val="28"/>
+          <w:szCs w:val="28"/>
+        </w:rPr>
+        <w:t xml:space="preserve"> (SPLAY_*) и вращений (ROTATE_LEFT, ROTATE_RIGHT).</w:t>
+      </w:r>
+    </w:p>
+    <w:p>
+      <w:pPr>
+        <w:rPr>
+          <w:noProof/>
+        </w:rPr>
+      </w:pPr>
+      <w:r>
+        <w:rPr>
+          <w:rFonts w:ascii="Times New Roman" w:eastAsia="Times New Roman" w:hAnsi="Times New Roman" w:cs="Times New Roman"/>
+          <w:i/>
+          <w:sz w:val="28"/>
+          <w:szCs w:val="28"/>
+        </w:rPr>
+        <w:t>Корректность реализации определяется сравнением фактической трассы выполнения и итогового состояния дерева с эталонными значениями для каждого тестового набора.</w:t>
+      </w:r>
+      <w:r>
+        <w:rPr>
+          <w:rFonts w:ascii="Times New Roman" w:eastAsia="Times New Roman" w:hAnsi="Times New Roman" w:cs="Times New Roman"/>
+          <w:i/>
+          <w:sz w:val="28"/>
+          <w:szCs w:val="28"/>
+        </w:rPr>
+        <w:br/>
+      </w:r>
+      <w:r>
+        <w:rPr>
+          <w:rFonts w:ascii="Times New Roman" w:eastAsia="Times New Roman" w:hAnsi="Times New Roman" w:cs="Times New Roman"/>
+          <w:i/>
+          <w:sz w:val="28"/>
+          <w:szCs w:val="28"/>
+        </w:rPr>
+        <w:t xml:space="preserve"> Как мы можем видеть, все тесты проходят успешно.</w:t>
+      </w:r>
+      <w:r>
+        <w:rPr>
+          <w:noProof/>
+        </w:rPr>
+        <w:t xml:space="preserve"> </w:t>
+      </w:r>
+    </w:p>
+    <w:p>
+      <w:pPr>
+        <w:rPr>
+          <w:rFonts w:ascii="Times New Roman" w:eastAsia="Times New Roman" w:hAnsi="Times New Roman" w:cs="Times New Roman"/>
+          <w:i/>
+          <w:sz w:val="28"/>
+          <w:szCs w:val="28"/>
+        </w:rPr>
+      </w:pPr>
+      <w:r>
+        <w:rPr>
+          <w:rFonts w:ascii="Times New Roman" w:eastAsia="Times New Roman" w:hAnsi="Times New Roman" w:cs="Times New Roman"/>
+          <w:i/>
+          <w:sz w:val="28"/>
+          <w:szCs w:val="28"/>
+        </w:rPr>
+        <w:drawing>
+          <wp:inline distT="0" distB="0" distL="0" distR="0" wp14:anchorId="7DB0B592" wp14:editId="4AB2F82E">
+            <wp:extent cx="5939790" cy="932815"/>
+            <wp:effectExtent l="0" t="0" r="3810" b="635"/>
+            <wp:docPr id="570845595" name="Рисунок 1"/>
+            <wp:cNvGraphicFramePr>
+              <a:graphicFrameLocks xmlns:a="http://schemas.openxmlformats.org/drawingml/2006/main" noChangeAspect="1"/>
+            </wp:cNvGraphicFramePr>
+            <a:graphic xmlns:a="http://schemas.openxmlformats.org/drawingml/2006/main">
+              <a:graphicData uri="http://schemas.openxmlformats.org/drawingml/2006/picture">
+                <pic:pic xmlns:pic="http://schemas.openxmlformats.org/drawingml/2006/picture">
+                  <pic:nvPicPr>
+                    <pic:cNvPr id="570845595" name=""/>
+                    <pic:cNvPicPr/>
+                  </pic:nvPicPr>
+                  <pic:blipFill>
+                    <a:blip r:embed="rId15"/>
+                    <a:stretch>
+                      <a:fillRect/>
+                    </a:stretch>
+                  </pic:blipFill>
+                  <pic:spPr>
+                    <a:xfrm>
+                      <a:off x="0" y="0"/>
+                      <a:ext cx="5939790" cy="932815"/>
+                    </a:xfrm>
+                    <a:prstGeom prst="rect">
+                      <a:avLst/>
+                    </a:prstGeom>
+                  </pic:spPr>
+                </pic:pic>
+              </a:graphicData>
+            </a:graphic>
+          </wp:inline>
+        </w:drawing>
+      </w:r>
+    </w:p>
+    <w:p>
+      <w:pPr>
+        <w:rPr>
+          <w:rFonts w:ascii="Times New Roman" w:eastAsia="Times New Roman" w:hAnsi="Times New Roman" w:cs="Times New Roman"/>
+          <w:i/>
+          <w:sz w:val="28"/>
+          <w:szCs w:val="28"/>
+        </w:rPr>
+      </w:pPr>
+    </w:p>
+    <w:p>
+      <w:pPr>
+        <w:rPr>
+          <w:rFonts w:ascii="Times New Roman" w:eastAsia="Times New Roman" w:hAnsi="Times New Roman" w:cs="Times New Roman"/>
+          <w:i/>
+          <w:sz w:val="28"/>
+          <w:szCs w:val="28"/>
+        </w:rPr>
+      </w:pPr>
+    </w:p>
+    <w:p>
+      <w:pPr>
+        <w:rPr>
+          <w:rFonts w:ascii="Times New Roman" w:eastAsia="Times New Roman" w:hAnsi="Times New Roman" w:cs="Times New Roman"/>
+          <w:i/>
+          <w:sz w:val="28"/>
+          <w:szCs w:val="28"/>
+        </w:rPr>
+      </w:pPr>
+    </w:p>
+    <w:p>
+      <w:pPr>
+        <w:rPr>
+          <w:rFonts w:ascii="Times New Roman" w:eastAsia="Times New Roman" w:hAnsi="Times New Roman" w:cs="Times New Roman"/>
+          <w:i/>
+          <w:sz w:val="28"/>
+          <w:szCs w:val="28"/>
+        </w:rPr>
+      </w:pPr>
+    </w:p>
+    <w:p>
+      <w:pPr>
+        <w:rPr>
+          <w:rFonts w:ascii="Times New Roman" w:eastAsia="Times New Roman" w:hAnsi="Times New Roman" w:cs="Times New Roman"/>
+          <w:i/>
+          <w:sz w:val="28"/>
+          <w:szCs w:val="28"/>
+        </w:rPr>
+      </w:pPr>
+    </w:p>
+    <w:p>
+      <w:pPr>
+        <w:rPr>
+          <w:rFonts w:ascii="Times New Roman" w:eastAsia="Times New Roman" w:hAnsi="Times New Roman" w:cs="Times New Roman"/>
+          <w:i/>
+          <w:sz w:val="28"/>
+          <w:szCs w:val="28"/>
+        </w:rPr>
+      </w:pPr>
+    </w:p>
+    <w:p>
+      <w:pPr>
+        <w:rPr>
+          <w:rFonts w:ascii="Times New Roman" w:eastAsia="Times New Roman" w:hAnsi="Times New Roman" w:cs="Times New Roman"/>
+          <w:sz w:val="24"/>
+          <w:szCs w:val="24"/>
+        </w:rPr>
+      </w:pPr>
     </w:p>
     <w:p>
       <w:pPr>
@@ -5493,7 +6695,7 @@
           <w:noProof/>
         </w:rPr>
         <w:drawing>
-          <wp:inline distT="0" distB="0" distL="0" distR="0" wp14:anchorId="2A8CDF8C" wp14:editId="5108962C">
+          <wp:inline distT="0" distB="0" distL="0" distR="0" wp14:anchorId="2A8CDF8C" wp14:editId="6B366587">
             <wp:extent cx="5643880" cy="5487607"/>
             <wp:effectExtent l="0" t="0" r="0" b="0"/>
             <wp:docPr id="501592542" name="Рисунок 1"/>
@@ -5510,7 +6712,7 @@
                     </pic:cNvPicPr>
                   </pic:nvPicPr>
                   <pic:blipFill>
-                    <a:blip r:embed="rId15" cstate="print">
+                    <a:blip r:embed="rId16" cstate="print">
                       <a:extLst>
                         <a:ext uri="{28A0092B-C50C-407E-A947-70E740481C1C}">
                           <a14:useLocalDpi xmlns:a14="http://schemas.microsoft.com/office/drawing/2010/main" val="0"/>
@@ -6122,6 +7324,7 @@
       <w:r>
         <w:rPr>
           <w:rFonts w:ascii="Times New Roman" w:eastAsia="Times New Roman" w:hAnsi="Times New Roman" w:cs="Times New Roman"/>
+          <w:noProof/>
           <w:sz w:val="28"/>
           <w:szCs w:val="28"/>
         </w:rPr>
@@ -6142,7 +7345,7 @@
                     <pic:cNvPicPr/>
                   </pic:nvPicPr>
                   <pic:blipFill>
-                    <a:blip r:embed="rId16"/>
+                    <a:blip r:embed="rId17"/>
                     <a:stretch>
                       <a:fillRect/>
                     </a:stretch>
@@ -6205,6 +7408,7 @@
       <w:r>
         <w:rPr>
           <w:rFonts w:ascii="Times New Roman" w:eastAsia="Times New Roman" w:hAnsi="Times New Roman" w:cs="Times New Roman"/>
+          <w:noProof/>
           <w:sz w:val="28"/>
           <w:szCs w:val="28"/>
         </w:rPr>
@@ -6224,7 +7428,7 @@
                     <pic:cNvPicPr/>
                   </pic:nvPicPr>
                   <pic:blipFill>
-                    <a:blip r:embed="rId17"/>
+                    <a:blip r:embed="rId18"/>
                     <a:stretch>
                       <a:fillRect/>
                     </a:stretch>
@@ -6328,7 +7532,7 @@
       <w:bookmarkEnd w:id="6"/>
     </w:p>
     <w:sectPr>
-      <w:headerReference w:type="default" r:id="rId18"/>
+      <w:headerReference w:type="default" r:id="rId19"/>
       <w:pgSz w:w="11906" w:h="16838"/>
       <w:pgMar w:top="1134" w:right="851" w:bottom="567" w:left="1701" w:header="709" w:footer="709" w:gutter="0"/>
       <w:pgNumType w:start="1"/>
@@ -9902,6 +11106,7 @@
   <w:style w:type="paragraph" w:default="1" w:styleId="a">
     <w:name w:val="Normal"/>
     <w:qFormat/>
+    <w:rsid w:val="00F95A63"/>
   </w:style>
   <w:style w:type="paragraph" w:styleId="1">
     <w:name w:val="heading 1"/>
